--- a/testakten/versausgleich-haerte-bgh-schaefer-nuernberg/04_erbschaft_winterstein_2019.docx
+++ b/testakten/versausgleich-haerte-bgh-schaefer-nuernberg/04_erbschaft_winterstein_2019.docx
@@ -103,7 +103,7 @@
         <w:rPr>
           <w:rFonts w:ascii="Times New Roman" w:hAnsi="Times New Roman"/>
         </w:rPr>
-        <w:t>Nachlass laut Verzeichnis (§ 2314 BGB) und Erbschaftssteuerbescheid</w:t>
+        <w:t>Nachlass laut Verzeichnis (Paragraf 2314 BGB) und Erbschaftssteuerbescheid</w:t>
       </w:r>
     </w:p>
     <w:p>
@@ -348,7 +348,7 @@
         <w:pStyle w:val="ListBullet"/>
       </w:pPr>
       <w:r>
-        <w:t>Keine. Die Beerdigungskosten 14.500 € sind nach § 1968 BGB durch die Erbin getragen.</w:t>
+        <w:t>Keine. Die Beerdigungskosten 14.500 € sind nach Paragraf 1968 BGB durch die Erbin getragen.</w:t>
       </w:r>
     </w:p>
     <w:p>
@@ -507,7 +507,7 @@
                 <w:rFonts w:ascii="Times New Roman" w:hAnsi="Times New Roman"/>
                 <w:sz w:val="20"/>
               </w:rPr>
-              <w:t>Persönlicher Freibetrag § 16 ErbStG (Nichte = Steuerklasse II, 20.000 €)</w:t>
+              <w:t>Persönlicher Freibetrag Paragraf 16 ErbStG (Nichte = Steuerklasse II, 20.000 €)</w:t>
             </w:r>
           </w:p>
         </w:tc>
@@ -646,7 +646,7 @@
         <w:rPr>
           <w:rFonts w:ascii="Times New Roman" w:hAnsi="Times New Roman"/>
         </w:rPr>
-        <w:t>Privilegiertes Anfangsvermögen § 1374 Abs. 2 BGB</w:t>
+        <w:t>Privilegiertes Anfangsvermögen Paragraf 1374 Abs. 2 BGB</w:t>
       </w:r>
     </w:p>
     <w:p>
@@ -691,7 +691,7 @@
         <w:t>Einkünfte</w:t>
       </w:r>
       <w:r>
-        <w:t>, nicht selbst Erbschaft. Sie unterliegen dem allgemeinen Endvermögen § 1375 BGB. Tatsächlich verbliebene Ertragsüberschüsse seit dem Erbfall sind im Endvermögen der Antragsgegnerin zu aktivieren. Eine entsprechende Schätzung ergibt zum 30.04.2021 ca. 174.000 € (Aktenstück 03).</w:t>
+        <w:t>, nicht selbst Erbschaft. Sie unterliegen dem allgemeinen Endvermögen Paragraf 1375 BGB. Tatsächlich verbliebene Ertragsüberschüsse seit dem Erbfall sind im Endvermögen der Antragsgegnerin zu aktivieren. Eine entsprechende Schätzung ergibt zum 30.04.2021 ca. 174.000 € (Aktenstück 03).</w:t>
       </w:r>
     </w:p>
     <w:p>
@@ -702,7 +702,7 @@
         <w:rPr>
           <w:rFonts w:ascii="Times New Roman" w:hAnsi="Times New Roman"/>
         </w:rPr>
-        <w:t>Bedeutung für § 27 VersAusglG</w:t>
+        <w:t>Bedeutung für Paragraf 27 VersAusglG</w:t>
       </w:r>
     </w:p>
     <w:p>
